--- a/HHCD OHBP 80 Port软件SOP文档_overview_added.docx
+++ b/HHCD OHBP 80 Port软件SOP文档_overview_added.docx
@@ -63,12 +63,12 @@
     </w:p>
     <w:p>
       <w:r>
-        <w:t>???? HHCD OHBP 80 Port ?????????????? 80 ? OHBP ?????????????????????????????????????????????????????????????????</w:t>
+        <w:t>本软件为 HHCD OHBP 80 Port 设备监控与管理上位机，用于对 80 路 OHBP 设备进行集中查看、状态监控和日常操作管理。系统可在首页实时显示设备的关键运行参数与状态信息，帮助操作人员快速掌握现场设备运行情况。</w:t>
       </w:r>
     </w:p>
     <w:p>
       <w:r>
-        <w:t>????????????????????????????SH85 ??/?????????????/?????????????????????????????????????</w:t>
+        <w:t>软件包含账号登录与权限控制、首页实时监控、设备参数配置、SH85 手动/周期自检、告警提示以及通讯/历史日志查询等基本功能，可用于现场巡检、参数下发、异常定位和日常维护管理。</w:t>
       </w:r>
     </w:p>
     <w:sectPr>

--- a/HHCD OHBP 80 Port软件SOP文档_overview_added.docx
+++ b/HHCD OHBP 80 Port软件SOP文档_overview_added.docx
@@ -44,6 +44,7 @@
     <w:p>
       <w:pPr>
         <w:numPr>
+          <w:ilvl w:val="0"/>
           <w:numId w:val="0"/>
         </w:numPr>
         <w:rPr>
@@ -58,18 +59,24 @@
         </w:rPr>
         <w:t>概述：</w:t>
       </w:r>
-      <w:bookmarkStart w:id="0" w:name="_GoBack"/>
-      <w:bookmarkEnd w:id="0"/>
     </w:p>
     <w:p>
+      <w:pPr>
+        <w:ind w:firstLine="420" w:firstLineChars="0"/>
+      </w:pPr>
       <w:r>
         <w:t>本软件为 HHCD OHBP 80 Port 设备监控与管理上位机，用于对 80 路 OHBP 设备进行集中查看、状态监控和日常操作管理。系统可在首页实时显示设备的关键运行参数与状态信息，帮助操作人员快速掌握现场设备运行情况。</w:t>
       </w:r>
     </w:p>
     <w:p>
+      <w:pPr>
+        <w:ind w:firstLine="420" w:firstLineChars="0"/>
+      </w:pPr>
       <w:r>
         <w:t>软件包含账号登录与权限控制、首页实时监控、设备参数配置、SH85 手动/周期自检、告警提示以及通讯/历史日志查询等基本功能，可用于现场巡检、参数下发、异常定位和日常维护管理。</w:t>
       </w:r>
+      <w:bookmarkStart w:id="0" w:name="_GoBack"/>
+      <w:bookmarkEnd w:id="0"/>
     </w:p>
     <w:sectPr>
       <w:pgSz w:w="11906" w:h="16838"/>
